--- a/pr-preview/pr-28/chapters/github.docx
+++ b/pr-preview/pr-28/chapters/github.docx
@@ -15,7 +15,7 @@
         <w:pStyle w:val="Date"/>
       </w:pPr>
       <w:r>
-        <w:t xml:space="preserve">Last modified: 2026-10-14 01:44:13 (PDT)</w:t>
+        <w:t xml:space="preserve">Last modified: 2026-10-14 01:53:35 (PDT)</w:t>
       </w:r>
     </w:p>
     <w:p>

--- a/pr-preview/pr-28/chapters/github.docx
+++ b/pr-preview/pr-28/chapters/github.docx
@@ -15,7 +15,7 @@
         <w:pStyle w:val="Date"/>
       </w:pPr>
       <w:r>
-        <w:t xml:space="preserve">Last modified: 2026-10-14 01:53:35 (PDT)</w:t>
+        <w:t xml:space="preserve">Last modified: 2026-10-14 04:01:08 (PDT)</w:t>
       </w:r>
     </w:p>
     <w:p>
@@ -2651,7 +2651,7 @@
         <w:pStyle w:val="FirstParagraph"/>
       </w:pPr>
       <w:r>
-        <w:t xml:space="preserve">Pull request roles,</w:t>
+        <w:t xml:space="preserve">Recommended pull request roles,</w:t>
       </w:r>
       <w:r>
         <w:t xml:space="preserve"> </w:t>
@@ -3106,7 +3106,7 @@
                     <w:rPr>
                       <w:rStyle w:val="VerbatimChar"/>
                     </w:rPr>
-                    <w:t xml:space="preserve">git branch --set-upstream-to origin &lt;branch_name&gt;</w:t>
+                    <w:t xml:space="preserve">git branch --set-upstream-to=origin/&lt;branch_name&gt;</w:t>
                   </w:r>
                 </w:p>
               </w:tc>
@@ -3250,7 +3250,7 @@
                     <w:rPr>
                       <w:rStyle w:val="VerbatimChar"/>
                     </w:rPr>
-                    <w:t xml:space="preserve">git merge &lt;branch_name&gt; master</w:t>
+                    <w:t xml:space="preserve">git checkout --track origin/&lt;branch_name&gt;</w:t>
                   </w:r>
                 </w:p>
               </w:tc>
@@ -3262,37 +3262,7 @@
                     <w:jc w:val="center"/>
                   </w:pPr>
                   <w:r>
-                    <w:t xml:space="preserve">switch to branch and merge changes from</w:t>
-                  </w:r>
-                  <w:r>
-                    <w:t xml:space="preserve"> </w:t>
-                  </w:r>
-                  <w:r>
-                    <w:rPr>
-                      <w:rStyle w:val="VerbatimChar"/>
-                    </w:rPr>
-                    <w:t xml:space="preserve">master</w:t>
-                  </w:r>
-                  <w:r>
-                    <w:t xml:space="preserve"> </w:t>
-                  </w:r>
-                  <w:r>
-                    <w:t xml:space="preserve">into</w:t>
-                  </w:r>
-                  <w:r>
-                    <w:t xml:space="preserve"> </w:t>
-                  </w:r>
-                  <w:r>
-                    <w:rPr>
-                      <w:rStyle w:val="VerbatimChar"/>
-                    </w:rPr>
-                    <w:t xml:space="preserve">&lt;branch_name&gt;</w:t>
-                  </w:r>
-                  <w:r>
-                    <w:t xml:space="preserve"> </w:t>
-                  </w:r>
-                  <w:r>
-                    <w:t xml:space="preserve">(one command)</w:t>
+                    <w:t xml:space="preserve">pulls a remote branch and creates a local branch to track it (use when trying to pull someone else’s branch onto your local computer)</w:t>
                   </w:r>
                 </w:p>
               </w:tc>
@@ -3309,7 +3279,7 @@
                     <w:rPr>
                       <w:rStyle w:val="VerbatimChar"/>
                     </w:rPr>
-                    <w:t xml:space="preserve">git checkout --track origin/&lt;branch_name&gt;</w:t>
+                    <w:t xml:space="preserve">git push --delete &lt;remote_name&gt; &lt;branch_name&gt;</w:t>
                   </w:r>
                 </w:p>
               </w:tc>
@@ -3321,7 +3291,7 @@
                     <w:jc w:val="center"/>
                   </w:pPr>
                   <w:r>
-                    <w:t xml:space="preserve">pulls a remote branch and creates a local branch to track it (use when trying to pull someone else’s branch onto your local computer)</w:t>
+                    <w:t xml:space="preserve">delete remote branch</w:t>
                   </w:r>
                 </w:p>
               </w:tc>
@@ -3338,7 +3308,7 @@
                     <w:rPr>
                       <w:rStyle w:val="VerbatimChar"/>
                     </w:rPr>
-                    <w:t xml:space="preserve">git push --delete &lt;remote_name&gt; &lt;branch_name&gt;</w:t>
+                    <w:t xml:space="preserve">git branch -d &lt;branch_name&gt;</w:t>
                   </w:r>
                 </w:p>
               </w:tc>
@@ -3350,7 +3320,7 @@
                     <w:jc w:val="center"/>
                   </w:pPr>
                   <w:r>
-                    <w:t xml:space="preserve">delete remote branch</w:t>
+                    <w:t xml:space="preserve">deletes local branch, -D to force</w:t>
                   </w:r>
                 </w:p>
               </w:tc>
@@ -3367,35 +3337,6 @@
                     <w:rPr>
                       <w:rStyle w:val="VerbatimChar"/>
                     </w:rPr>
-                    <w:t xml:space="preserve">git branch -d &lt;branch_name&gt;</w:t>
-                  </w:r>
-                </w:p>
-              </w:tc>
-              <w:tc>
-                <w:tcPr/>
-                <w:p>
-                  <w:pPr>
-                    <w:pStyle w:val="Compact"/>
-                    <w:jc w:val="center"/>
-                  </w:pPr>
-                  <w:r>
-                    <w:t xml:space="preserve">deletes local branch, -D to force</w:t>
-                  </w:r>
-                </w:p>
-              </w:tc>
-            </w:tr>
-            <w:tr>
-              <w:tc>
-                <w:tcPr/>
-                <w:p>
-                  <w:pPr>
-                    <w:pStyle w:val="Compact"/>
-                    <w:jc w:val="center"/>
-                  </w:pPr>
-                  <w:r>
-                    <w:rPr>
-                      <w:rStyle w:val="VerbatimChar"/>
-                    </w:rPr>
                     <w:t xml:space="preserve">git fetch --all --prune</w:t>
                   </w:r>
                 </w:p>
@@ -3851,7 +3792,7 @@
         </w:r>
       </w:hyperlink>
       <w:r>
-        <w:t xml:space="preserve">, extolling the virtues of a self-contained, portable projects, for your reference.</w:t>
+        <w:t xml:space="preserve">, extolling the virtues of self-contained, portable projects, for your reference.</w:t>
       </w:r>
     </w:p>
     <w:bookmarkEnd w:id="55"/>
@@ -3869,7 +3810,7 @@
         <w:pStyle w:val="FirstParagraph"/>
       </w:pPr>
       <w:r>
-        <w:t xml:space="preserve">These notes focus on GitHub,</w:t>
+        <w:t xml:space="preserve">This guide focuses on GitHub,</w:t>
       </w:r>
       <w:r>
         <w:t xml:space="preserve"> </w:t>
@@ -4234,7 +4175,7 @@
         <w:t xml:space="preserve"> </w:t>
       </w:r>
       <w:r>
-        <w:t xml:space="preserve">an experimental package,</w:t>
+        <w:t xml:space="preserve">an experimental package from the Morrison Lab,</w:t>
       </w:r>
       <w:r>
         <w:t xml:space="preserve"> </w:t>
@@ -7191,7 +7132,7 @@
         <w:t xml:space="preserve"> </w:t>
       </w:r>
       <w:r>
-        <w:t xml:space="preserve">anyone who wants the whole record</w:t>
+        <w:t xml:space="preserve">a team member who wants the whole record</w:t>
       </w:r>
       <w:r>
         <w:t xml:space="preserve"> </w:t>

--- a/pr-preview/pr-28/chapters/github.docx
+++ b/pr-preview/pr-28/chapters/github.docx
@@ -15,7 +15,7 @@
         <w:pStyle w:val="Date"/>
       </w:pPr>
       <w:r>
-        <w:t xml:space="preserve">Last modified: 2026-10-14 04:01:08 (PDT)</w:t>
+        <w:t xml:space="preserve">Last modified: 2026-10-14 04:10:23 (PDT)</w:t>
       </w:r>
     </w:p>
     <w:p>
@@ -3234,6 +3234,62 @@
                   </w:r>
                   <w:r>
                     <w:t xml:space="preserve">(two commands)</w:t>
+                  </w:r>
+                </w:p>
+              </w:tc>
+            </w:tr>
+            <w:tr>
+              <w:tc>
+                <w:tcPr/>
+                <w:p>
+                  <w:pPr>
+                    <w:pStyle w:val="Compact"/>
+                    <w:jc w:val="center"/>
+                  </w:pPr>
+                  <w:r>
+                    <w:rPr>
+                      <w:rStyle w:val="VerbatimChar"/>
+                    </w:rPr>
+                    <w:t xml:space="preserve">git merge master</w:t>
+                  </w:r>
+                </w:p>
+              </w:tc>
+              <w:tc>
+                <w:tcPr/>
+                <w:p>
+                  <w:pPr>
+                    <w:pStyle w:val="Compact"/>
+                    <w:jc w:val="center"/>
+                  </w:pPr>
+                  <w:r>
+                    <w:t xml:space="preserve">while on</w:t>
+                  </w:r>
+                  <w:r>
+                    <w:t xml:space="preserve"> </w:t>
+                  </w:r>
+                  <w:r>
+                    <w:rPr>
+                      <w:rStyle w:val="VerbatimChar"/>
+                    </w:rPr>
+                    <w:t xml:space="preserve">&lt;branch_name&gt;</w:t>
+                  </w:r>
+                  <w:r>
+                    <w:t xml:space="preserve">, merge changes from</w:t>
+                  </w:r>
+                  <w:r>
+                    <w:t xml:space="preserve"> </w:t>
+                  </w:r>
+                  <w:r>
+                    <w:rPr>
+                      <w:rStyle w:val="VerbatimChar"/>
+                    </w:rPr>
+                    <w:t xml:space="preserve">master</w:t>
+                  </w:r>
+                  <w:r>
+                    <w:t xml:space="preserve"> </w:t>
+                  </w:r>
+                  <w:r>
+                    <w:t xml:space="preserve">into it (does not switch branches)</w:t>
                   </w:r>
                 </w:p>
               </w:tc>
